--- a/sources/veille/2026-04-26_veille_rbpp_troubles-schizophreniques.docx
+++ b/sources/veille/2026-04-26_veille_rbpp_troubles-schizophreniques.docx
@@ -3905,6 +3905,118 @@
           <w:szCs w:val="18"/>
         </w:rPr>
         <w:t>Document produit le 26 avril 2026 — Source : Note de cadrage HAS adoptée le 8 avril 2026 | ✅ PDF téléchargé</w:t>
+      </w:r>
+    </w:p>
+    <w:p>
+      <w:pPr>
+        <w:spacing w:after="120" w:before="240"/>
+      </w:pPr>
+      <w:r>
+        <w:rPr>
+          <w:rFonts w:ascii="Calibri" w:cs="Calibri" w:eastAsia="Calibri" w:hAnsi="Calibri"/>
+          <w:b/>
+          <w:bCs/>
+          <w:color w:val="1B3A6B"/>
+          <w:sz w:val="28"/>
+          <w:szCs w:val="28"/>
+        </w:rPr>
+        <w:t xml:space="preserve">📚 Ressources — nosographies citées (ajoutées le 12/09/2026)</w:t>
+      </w:r>
+    </w:p>
+    <w:p>
+      <w:pPr>
+        <w:spacing w:after="60"/>
+      </w:pPr>
+      <w:r>
+        <w:rPr>
+          <w:rFonts w:ascii="Calibri" w:cs="Calibri" w:eastAsia="Calibri" w:hAnsi="Calibri"/>
+          <w:color w:val="1F2937"/>
+          <w:sz w:val="22"/>
+          <w:szCs w:val="22"/>
+        </w:rPr>
+        <w:t xml:space="preserve">DSM-5-TR — American Psychiatric Association, page du manuel : </w:t>
+      </w:r>
+      <w:hyperlink w:history="1" r:id="rIddsm2026">
+        <w:r>
+          <w:rPr>
+            <w:rFonts w:ascii="Calibri" w:cs="Calibri" w:eastAsia="Calibri" w:hAnsi="Calibri"/>
+            <w:color w:val="1155CC"/>
+            <w:sz w:val="22"/>
+            <w:szCs w:val="22"/>
+            <w:u w:val="single"/>
+          </w:rPr>
+          <w:t xml:space="preserve">psychiatry.org/psychiatrists/practice/dsm</w:t>
+        </w:r>
+      </w:hyperlink>
+    </w:p>
+    <w:p>
+      <w:pPr>
+        <w:spacing w:after="60"/>
+      </w:pPr>
+      <w:r>
+        <w:rPr>
+          <w:rFonts w:ascii="Calibri" w:cs="Calibri" w:eastAsia="Calibri" w:hAnsi="Calibri"/>
+          <w:color w:val="1F2937"/>
+          <w:sz w:val="22"/>
+          <w:szCs w:val="22"/>
+        </w:rPr>
+        <w:t xml:space="preserve">CIM-11 — Organisation mondiale de la santé, classification en ligne : </w:t>
+      </w:r>
+      <w:hyperlink w:history="1" r:id="rIdcim2026">
+        <w:r>
+          <w:rPr>
+            <w:rFonts w:ascii="Calibri" w:cs="Calibri" w:eastAsia="Calibri" w:hAnsi="Calibri"/>
+            <w:color w:val="1155CC"/>
+            <w:sz w:val="22"/>
+            <w:szCs w:val="22"/>
+            <w:u w:val="single"/>
+          </w:rPr>
+          <w:t xml:space="preserve">icd.who.int/fr</w:t>
+        </w:r>
+      </w:hyperlink>
+    </w:p>
+    <w:p>
+      <w:pPr>
+        <w:spacing w:after="120" w:before="320"/>
+      </w:pPr>
+      <w:r>
+        <w:rPr>
+          <w:rFonts w:ascii="Calibri" w:cs="Calibri" w:eastAsia="Calibri" w:hAnsi="Calibri"/>
+          <w:b/>
+          <w:bCs/>
+          <w:color w:val="1B3A6B"/>
+          <w:sz w:val="28"/>
+          <w:szCs w:val="28"/>
+        </w:rPr>
+        <w:t xml:space="preserve">📝 Journal des corrections — 12 septembre 2026</w:t>
+      </w:r>
+    </w:p>
+    <w:p>
+      <w:pPr>
+        <w:spacing w:after="80"/>
+      </w:pPr>
+      <w:r>
+        <w:rPr>
+          <w:rFonts w:ascii="Calibri" w:cs="Calibri" w:eastAsia="Calibri" w:hAnsi="Calibri"/>
+          <w:color w:val="1F2937"/>
+          <w:sz w:val="22"/>
+          <w:szCs w:val="22"/>
+        </w:rPr>
+        <w:t xml:space="preserve">Note relue le 12/09/2026 au cours d'un contrôle d'attribution des 221 documents du dépôt (passes A2 et A4 : une norme nommée, une ligne « Source : », portent une adresse). Contenu inchangé.</w:t>
+      </w:r>
+    </w:p>
+    <w:p>
+      <w:pPr>
+        <w:spacing w:after="80"/>
+      </w:pPr>
+      <w:r>
+        <w:rPr>
+          <w:rFonts w:ascii="Calibri" w:cs="Calibri" w:eastAsia="Calibri" w:hAnsi="Calibri"/>
+          <w:color w:val="1F2937"/>
+          <w:sz w:val="22"/>
+          <w:szCs w:val="22"/>
+        </w:rPr>
+        <w:t xml:space="preserve">Le tableau des outils d'évaluation nommait « DSM-5-TR / CIM-11 » — deux nosographies citées comme références, sans aucune adresse dans le document (le seul lien de la note était absent : 0 relation externe). Une rubrique Ressources est ajoutée le 12/09/2026 avec la page du manuel de l'APA et la classification en ligne de l'OMS, toutes deux à 200. C'est la même correction que celle portée aux leçons psychopathologie le 11/09/2026 (défaut ⑧ du contrôle).</w:t>
       </w:r>
     </w:p>
     <w:sectPr>
